--- a/manuscript.docx
+++ b/manuscript.docx
@@ -33,14 +33,6 @@
           <w:rFonts w:hint="eastAsia"/>
         </w:rPr>
         <w:t xml:space="preserve">王敏杰（四川师范大学图书馆）</w:t>
-      </w:r>
-    </w:p>
-    <w:p>
-      <w:pPr>
-        <w:pStyle w:val="a7"/>
-      </w:pPr>
-      <w:r>
-        <w:t xml:space="preserve">2026-05-11</w:t>
       </w:r>
     </w:p>
     <w:sdt>
@@ -92,7 +84,7 @@
         <w:rPr>
           <w:rFonts w:hint="eastAsia"/>
         </w:rPr>
-        <w:t xml:space="preserve">在开放科学、人工智能与数据密集型科研快速发展的背景下，高校科研人员对图书馆学科服务的需求，正在从文献获取、资源利用和投稿指导，进一步延伸到数据组织、统计建模、结果解释与可重复研究支持。本文以四川师范大学图书馆“科研数据会诊室”为案例，探讨高校图书馆如何将开放科学资源、AI</w:t>
+        <w:t xml:space="preserve">在开放科学、人工智能与数据密集型科研快速发展的背景下，高校科研人员对图书馆学科服务的需求，正在从文献获取和资源利用，进一步延伸到数据组织、统计建模、结果解释与可重复研究支持。本文以四川师范大学图书馆“科研数据会诊室”为案例，探讨高校图书馆如何将开放科学资源、AI</w:t>
       </w:r>
       <w:r>
         <w:t xml:space="preserve"> </w:t>
@@ -341,7 +333,7 @@
       </w:r>
     </w:p>
     <w:bookmarkEnd w:id="22"/>
-    <w:bookmarkStart w:id="32" w:name="实践设计与实施路径构建两翼一体的服务模式"/>
+    <w:bookmarkStart w:id="33" w:name="实践设计与实施路径构建两翼一体的服务模式"/>
     <w:p>
       <w:pPr>
         <w:pStyle w:val="1"/>
@@ -430,7 +422,7 @@
             <w:r>
               <w:drawing>
                 <wp:inline>
-                  <wp:extent cx="5212080" cy="3696689"/>
+                  <wp:extent cx="5212080" cy="3718286"/>
                   <wp:effectExtent b="0" l="0" r="0" t="0"/>
                   <wp:docPr descr="" title="" id="24" name="Picture"/>
                   <a:graphic>
@@ -451,7 +443,7 @@
                         <pic:spPr bwMode="auto">
                           <a:xfrm>
                             <a:off x="0" y="0"/>
-                            <a:ext cx="5212080" cy="3696689"/>
+                            <a:ext cx="5212080" cy="3718286"/>
                           </a:xfrm>
                           <a:prstGeom prst="rect">
                             <a:avLst/>
@@ -519,7 +511,7 @@
         <w:rPr>
           <w:rFonts w:hint="eastAsia"/>
         </w:rPr>
-        <w:t xml:space="preserve">是该模式的具体实施路径：一翼是面向广大师生的“顶刊论文复现”，通过开放数据、公开代码和顶刊案例开展课程化训练，承担公益型能力建设功能；一翼是面向真实课题的“科研数据会诊”，嵌入科研过程，承担问题诊断、模型建议、项目伴走功能；</w:t>
+        <w:t xml:space="preserve">是具体服务形式：一翼是面向广大师生的“顶刊论文复现”，通过开放数据、公开代码和顶刊案例开展课程化训练，承担公益型能力建设功能；一翼是面向真实课题的“科研数据会诊”，嵌入科研过程，承担问题诊断、模型建议、项目伴走功能；</w:t>
       </w:r>
       <w:r>
         <w:rPr>
@@ -534,13 +526,87 @@
         <w:t xml:space="preserve">则是贯穿二者的可重复研究工作流。该模式的关键，并不只是提供代码或工具，而是将研究者的自然语言困惑转译为可判断的数据结构、可执行的建模方案和可解释的研究结果。</w:t>
       </w:r>
     </w:p>
-    <w:bookmarkStart w:id="28" w:name="以顶刊论文复现开展课程化训练"/>
+    <w:bookmarkStart w:id="27" w:name="明确-ai开放科学与统计建模的分工"/>
     <w:p>
       <w:pPr>
         <w:pStyle w:val="2"/>
       </w:pPr>
       <w:r>
         <w:t xml:space="preserve">3.1 </w:t>
+      </w:r>
+      <w:r>
+        <w:rPr>
+          <w:rFonts w:hint="eastAsia"/>
+        </w:rPr>
+        <w:t xml:space="preserve">明确</w:t>
+      </w:r>
+      <w:r>
+        <w:t xml:space="preserve"> </w:t>
+      </w:r>
+      <w:r>
+        <w:rPr>
+          <w:rFonts w:hint="eastAsia"/>
+        </w:rPr>
+        <w:t xml:space="preserve">AI、开放科学与统计建模的分工</w:t>
+      </w:r>
+    </w:p>
+    <w:p>
+      <w:pPr>
+        <w:pStyle w:val="FirstParagraph"/>
+      </w:pPr>
+      <w:r>
+        <w:rPr>
+          <w:rFonts w:hint="eastAsia"/>
+        </w:rPr>
+        <w:t xml:space="preserve">在该案例中，开放科学、人工智能与统计建模并不是并列的三个概念，而是分别承担不同功能。开放科学提供真实、可追溯、可复用的研究材料；AI</w:t>
+      </w:r>
+      <w:r>
+        <w:t xml:space="preserve"> </w:t>
+      </w:r>
+      <w:r>
+        <w:rPr>
+          <w:rFonts w:hint="eastAsia"/>
+        </w:rPr>
+        <w:t xml:space="preserve">协作工具提高代码生成、调试、文献整理和表达优化的效率；统计建模则提供判断研究问题、数据结构、模型假设和代码执行的核心框架。</w:t>
+      </w:r>
+    </w:p>
+    <w:p>
+      <w:pPr>
+        <w:pStyle w:val="a0"/>
+      </w:pPr>
+      <w:r>
+        <w:rPr>
+          <w:rFonts w:hint="eastAsia"/>
+        </w:rPr>
+        <w:t xml:space="preserve">因此，AI</w:t>
+      </w:r>
+      <w:r>
+        <w:t xml:space="preserve"> </w:t>
+      </w:r>
+      <w:r>
+        <w:rPr>
+          <w:rFonts w:hint="eastAsia"/>
+        </w:rPr>
+        <w:t xml:space="preserve">并不替代会诊人员的专业判断。它可以帮助更快生成代码初稿、发现语法错误、整理分析流程或润色方法表达，但研究问题是否成立、变量关系如何理解、模型假设是否合理、结论能否支撑论文主张，仍需要由具备统计建模素养和跨学科沟通能力的服务人员把关。可以概括为：AI</w:t>
+      </w:r>
+      <w:r>
+        <w:t xml:space="preserve"> </w:t>
+      </w:r>
+      <w:r>
+        <w:rPr>
+          <w:rFonts w:hint="eastAsia"/>
+        </w:rPr>
+        <w:t xml:space="preserve">解决“做得更快”，统计建模解决“做得是否合理”，可重复研究工作流解决“做完是否可信”。</w:t>
+      </w:r>
+    </w:p>
+    <w:bookmarkEnd w:id="27"/>
+    <w:bookmarkStart w:id="29" w:name="以顶刊论文复现开展课程化训练"/>
+    <w:p>
+      <w:pPr>
+        <w:pStyle w:val="2"/>
+      </w:pPr>
+      <w:r>
+        <w:t xml:space="preserve">3.2 </w:t>
       </w:r>
       <w:r>
         <w:rPr>
@@ -616,7 +682,7 @@
       <w:tr>
         <w:tc>
           <w:tcPr/>
-          <w:bookmarkStart w:id="27" w:name="tbl-table01"/>
+          <w:bookmarkStart w:id="28" w:name="tbl-table01"/>
           <w:p>
             <w:pPr>
               <w:jc w:val="center"/>
@@ -1779,7 +1845,7 @@
               </w:tc>
             </w:tr>
           </w:tbl>
-          <w:bookmarkEnd w:id="27"/>
+          <w:bookmarkEnd w:id="28"/>
         </w:tc>
       </w:tr>
     </w:tbl>
@@ -1791,17 +1857,17 @@
         <w:rPr>
           <w:rFonts w:hint="eastAsia"/>
         </w:rPr>
-        <w:t xml:space="preserve">这一课程设计的核心理念是：让师生不只是“看懂论文”，而是通过复现论文的数据分析流程，理解顶刊研究背后的方法逻辑，并将其迁移到自己的研究中。开放科学资源因此不再只是外部资源，而被转化为本校可持续使用的教学案例和方法训练材料。</w:t>
+        <w:t xml:space="preserve">这一课程设计的主要目的是：让师生不只是“看懂论文”，而是通过复现论文的数据分析流程，理解顶刊研究背后的方法逻辑，并将其迁移到自己的研究中。</w:t>
       </w:r>
     </w:p>
-    <w:bookmarkEnd w:id="28"/>
-    <w:bookmarkStart w:id="30" w:name="以真实科研问题开展数据会诊"/>
+    <w:bookmarkEnd w:id="29"/>
+    <w:bookmarkStart w:id="31" w:name="以真实科研问题开展数据会诊"/>
     <w:p>
       <w:pPr>
         <w:pStyle w:val="2"/>
       </w:pPr>
       <w:r>
-        <w:t xml:space="preserve">3.2 </w:t>
+        <w:t xml:space="preserve">3.3 </w:t>
       </w:r>
       <w:r>
         <w:rPr>
@@ -1864,7 +1930,7 @@
         <w:rPr>
           <w:rFonts w:hint="eastAsia"/>
         </w:rPr>
-        <w:t xml:space="preserve">科研数据会诊室的关键工作，就是把这类“人话问题”翻译为“统计模型”，把模糊的研究困惑转化为可判断的数据结构、可执行的建模方案和可解释的结果表达。表</w:t>
+        <w:t xml:space="preserve">科研数据会诊室的关键工作，就是把这类“人话问题”翻译为“统计模型”，把模糊的研究困惑转化为可判断的数据结构、可执行的建模方案和可解释的结果表达。这种“问题转译”能力，是科研数据会诊室区别于普通软件培训的核心。表</w:t>
       </w:r>
       <w:r>
         <w:t xml:space="preserve"> </w:t>
@@ -1900,7 +1966,7 @@
       <w:tr>
         <w:tc>
           <w:tcPr/>
-          <w:bookmarkStart w:id="29" w:name="tbl-table02"/>
+          <w:bookmarkStart w:id="30" w:name="tbl-table02"/>
           <w:p>
             <w:pPr>
               <w:jc w:val="center"/>
@@ -3108,7 +3174,7 @@
               </w:tc>
             </w:tr>
           </w:tbl>
-          <w:bookmarkEnd w:id="29"/>
+          <w:bookmarkEnd w:id="30"/>
         </w:tc>
       </w:tr>
     </w:tbl>
@@ -3120,7 +3186,82 @@
         <w:rPr>
           <w:rFonts w:hint="eastAsia"/>
         </w:rPr>
-        <w:t xml:space="preserve">这种“问题转译”能力，是科研数据会诊室区别于普通软件培训的关键。它不只是回答“代码怎么写”，更重要的是帮助科研人员判断“问题是什么、数据支持什么、模型假设是什么、结果能够解释到什么程度”。因此，统计建模在这里不是孤立的技术环节，而是将开放资源和智能工具转化为可信知识生产能力的中介。</w:t>
+        <w:t xml:space="preserve">在实施过程中，会诊室逐步形成“初诊—复诊—伴走—沉淀”的服务流程。</w:t>
+      </w:r>
+      <w:r>
+        <w:rPr>
+          <w:rFonts w:hint="eastAsia"/>
+        </w:rPr>
+        <w:t xml:space="preserve">“初诊”</w:t>
+      </w:r>
+      <w:r>
+        <w:rPr>
+          <w:rFonts w:hint="eastAsia"/>
+        </w:rPr>
+        <w:t xml:space="preserve">阶段主要澄清研究目的、数据来源、变量含义、样本结构和预期论文表达；</w:t>
+      </w:r>
+      <w:r>
+        <w:rPr>
+          <w:rFonts w:hint="eastAsia"/>
+        </w:rPr>
+        <w:t xml:space="preserve">“复诊”</w:t>
+      </w:r>
+      <w:r>
+        <w:rPr>
+          <w:rFonts w:hint="eastAsia"/>
+        </w:rPr>
+        <w:t xml:space="preserve">阶段进一步讨论模型方案、代码实现和初步结果；</w:t>
+      </w:r>
+      <w:r>
+        <w:rPr>
+          <w:rFonts w:hint="eastAsia"/>
+        </w:rPr>
+        <w:t xml:space="preserve">“伴走”</w:t>
+      </w:r>
+      <w:r>
+        <w:rPr>
+          <w:rFonts w:hint="eastAsia"/>
+        </w:rPr>
+        <w:t xml:space="preserve">阶段根据项目需要，参与数据清理、模型调整、结果解释、图形优化和论文方法部分写作；</w:t>
+      </w:r>
+      <w:r>
+        <w:rPr>
+          <w:rFonts w:hint="eastAsia"/>
+        </w:rPr>
+        <w:t xml:space="preserve">“沉淀”</w:t>
+      </w:r>
+      <w:r>
+        <w:rPr>
+          <w:rFonts w:hint="eastAsia"/>
+        </w:rPr>
+        <w:t xml:space="preserve">阶段则将具有共性的咨询问题整理为培训案例、代码模板或服务指南。</w:t>
+      </w:r>
+    </w:p>
+    <w:bookmarkEnd w:id="31"/>
+    <w:bookmarkStart w:id="32" w:name="以可重复研究工作流实现服务沉淀"/>
+    <w:p>
+      <w:pPr>
+        <w:pStyle w:val="2"/>
+      </w:pPr>
+      <w:r>
+        <w:t xml:space="preserve">3.4 </w:t>
+      </w:r>
+      <w:r>
+        <w:rPr>
+          <w:rFonts w:hint="eastAsia"/>
+        </w:rPr>
+        <w:t xml:space="preserve">以可重复研究工作流实现服务沉淀</w:t>
+      </w:r>
+    </w:p>
+    <w:p>
+      <w:pPr>
+        <w:pStyle w:val="FirstParagraph"/>
+      </w:pPr>
+      <w:r>
+        <w:rPr>
+          <w:rFonts w:hint="eastAsia"/>
+        </w:rPr>
+        <w:t xml:space="preserve">为了避免咨询服务停留在一次性答疑层面，本案例强调通过可重复研究工作流实现知识沉淀。每一次会诊不仅产出一套分析结果，还尽量形成可复用的项目文件夹、数据清理脚本、模型代码、图形代码、结果解释模板和方法写作说明。</w:t>
       </w:r>
     </w:p>
     <w:p>
@@ -3131,71 +3272,65 @@
         <w:rPr>
           <w:rFonts w:hint="eastAsia"/>
         </w:rPr>
-        <w:t xml:space="preserve">在实施过程中，会诊室逐步形成“初诊—复诊—伴走—沉淀”的服务流程。</w:t>
-      </w:r>
-      <w:r>
-        <w:rPr>
-          <w:rFonts w:hint="eastAsia"/>
-        </w:rPr>
-        <w:t xml:space="preserve">“初诊”</w:t>
-      </w:r>
-      <w:r>
-        <w:rPr>
-          <w:rFonts w:hint="eastAsia"/>
-        </w:rPr>
-        <w:t xml:space="preserve">阶段主要澄清研究目的、数据来源、变量含义、样本结构和预期论文表达；</w:t>
-      </w:r>
-      <w:r>
-        <w:rPr>
-          <w:rFonts w:hint="eastAsia"/>
-        </w:rPr>
-        <w:t xml:space="preserve">“复诊”</w:t>
-      </w:r>
-      <w:r>
-        <w:rPr>
-          <w:rFonts w:hint="eastAsia"/>
-        </w:rPr>
-        <w:t xml:space="preserve">阶段进一步讨论模型方案、代码实现和初步结果；</w:t>
-      </w:r>
-      <w:r>
-        <w:rPr>
-          <w:rFonts w:hint="eastAsia"/>
-        </w:rPr>
-        <w:t xml:space="preserve">“伴走”</w:t>
-      </w:r>
-      <w:r>
-        <w:rPr>
-          <w:rFonts w:hint="eastAsia"/>
-        </w:rPr>
-        <w:t xml:space="preserve">阶段根据项目需要，参与数据清理、模型调整、结果解释、图形优化和论文方法部分写作；</w:t>
-      </w:r>
-      <w:r>
-        <w:rPr>
-          <w:rFonts w:hint="eastAsia"/>
-        </w:rPr>
-        <w:t xml:space="preserve">“沉淀”</w:t>
-      </w:r>
-      <w:r>
-        <w:rPr>
-          <w:rFonts w:hint="eastAsia"/>
-        </w:rPr>
-        <w:t xml:space="preserve">阶段则将具有共性的咨询问题整理为培训案例、代码模板或服务指南。</w:t>
+        <w:t xml:space="preserve">在工具层面，服务过程中主要使用</w:t>
+      </w:r>
+      <w:r>
+        <w:t xml:space="preserve"> R、RMarkdown </w:t>
+      </w:r>
+      <w:r>
+        <w:rPr>
+          <w:rFonts w:hint="eastAsia"/>
+        </w:rPr>
+        <w:t xml:space="preserve">或</w:t>
+      </w:r>
+      <w:r>
+        <w:t xml:space="preserve"> Quarto、dplyr、brms、lavaan、ggplot2、marginaleffects </w:t>
+      </w:r>
+      <w:r>
+        <w:rPr>
+          <w:rFonts w:hint="eastAsia"/>
+        </w:rPr>
+        <w:t xml:space="preserve">等开源软件工具，鼓励研究人员将数据处理、统计建模、图表生成和论文结果整理纳入同一套可追溯流程。这样，图书馆提供的就不只是一个“结论”，而是一套可以复现、可以修改、可以复用的分析路径。</w:t>
       </w:r>
     </w:p>
-    <w:bookmarkEnd w:id="30"/>
-    <w:bookmarkStart w:id="31" w:name="以可重复研究工作流实现服务沉淀"/>
     <w:p>
       <w:pPr>
-        <w:pStyle w:val="2"/>
+        <w:pStyle w:val="a0"/>
       </w:pPr>
       <w:r>
-        <w:t xml:space="preserve">3.3 </w:t>
-      </w:r>
-      <w:r>
-        <w:rPr>
-          <w:rFonts w:hint="eastAsia"/>
-        </w:rPr>
-        <w:t xml:space="preserve">以可重复研究工作流实现服务沉淀</w:t>
+        <w:rPr>
+          <w:rFonts w:hint="eastAsia"/>
+        </w:rPr>
+        <w:t xml:space="preserve">通过这一设计，</w:t>
+      </w:r>
+      <w:r>
+        <w:rPr>
+          <w:rFonts w:hint="eastAsia"/>
+        </w:rPr>
+        <w:t xml:space="preserve">“科研数据会诊室”</w:t>
+      </w:r>
+      <w:r>
+        <w:rPr>
+          <w:rFonts w:hint="eastAsia"/>
+        </w:rPr>
+        <w:t xml:space="preserve">逐步形成从开放资源转化、课程训练、个案咨询到知识资产沉淀的服务闭环。由顶刊论文复现形成的课程案例、由科研数据会诊形成的真实问题、由可重复研究工作流形成的代码与模板，又进一步反哺后续培训和服务，推动图书馆学科服务从外围支持走向科研过程内部。</w:t>
+      </w:r>
+    </w:p>
+    <w:bookmarkEnd w:id="32"/>
+    <w:bookmarkEnd w:id="33"/>
+    <w:bookmarkStart w:id="34" w:name="典型会诊案例从模糊研究困惑到可执行模型方案"/>
+    <w:p>
+      <w:pPr>
+        <w:pStyle w:val="1"/>
+      </w:pPr>
+      <w:r>
+        <w:t xml:space="preserve">4. </w:t>
+      </w:r>
+      <w:r>
+        <w:rPr>
+          <w:rFonts w:hint="eastAsia"/>
+        </w:rPr>
+        <w:t xml:space="preserve">典型会诊案例：从模糊研究困惑到可执行模型方案</w:t>
       </w:r>
     </w:p>
     <w:p>
@@ -3206,7 +3341,7 @@
         <w:rPr>
           <w:rFonts w:hint="eastAsia"/>
         </w:rPr>
-        <w:t xml:space="preserve">为了避免咨询服务停留在一次性答疑层面，本案例强调通过可重复研究工作流实现知识沉淀。每一次会诊不仅产出一套分析结果，还尽量形成可复用的项目文件夹、数据清理脚本、模型代码、图形代码、结果解释模板和方法写作说明。</w:t>
+        <w:t xml:space="preserve">这里选取我校商学院教师团队关于心理授权与创新绩效的研究。研究者最初的困惑并不是“某个软件如何操作”，而是：问卷中存在多个潜在概念，研究假设涉及中介和调节关系，样本量并不十分充足，如何判断模型是否合适、结果如何表达。</w:t>
       </w:r>
     </w:p>
     <w:p>
@@ -3217,25 +3352,7 @@
         <w:rPr>
           <w:rFonts w:hint="eastAsia"/>
         </w:rPr>
-        <w:t xml:space="preserve">在工具层面，服务过程中主要使用</w:t>
-      </w:r>
-      <w:r>
-        <w:t xml:space="preserve"> R、RMarkdown </w:t>
-      </w:r>
-      <w:r>
-        <w:rPr>
-          <w:rFonts w:hint="eastAsia"/>
-        </w:rPr>
-        <w:t xml:space="preserve">或</w:t>
-      </w:r>
-      <w:r>
-        <w:t xml:space="preserve"> Quarto、dplyr、brms、lavaan、ggplot2、marginaleffects </w:t>
-      </w:r>
-      <w:r>
-        <w:rPr>
-          <w:rFonts w:hint="eastAsia"/>
-        </w:rPr>
-        <w:t xml:space="preserve">等开源软件工具，鼓励研究人员将数据处理、统计建模、图表生成和论文结果整理纳入同一套可追溯流程。这样，图书馆提供的就不只是一个“结论”，而是一套可以复现、可以修改、可以复用的分析路径。</w:t>
+        <w:t xml:space="preserve">在初诊阶段，我首先帮助研究者梳理理论框架和变量关系，将原本较为笼统的表述拆分为三个问题：第一，量表题项能否支持潜变量测量；第二，核心自变量、因变量、中介变量和调节变量之间的路径关系是否具有理论依据；第三，样本量和题项质量是否足以支撑较复杂的结构方程模型。</w:t>
       </w:r>
     </w:p>
     <w:p>
@@ -3246,43 +3363,7 @@
         <w:rPr>
           <w:rFonts w:hint="eastAsia"/>
         </w:rPr>
-        <w:t xml:space="preserve">以</w:t>
-      </w:r>
-      <w:r>
-        <w:t xml:space="preserve"> Claude Code </w:t>
-      </w:r>
-      <w:r>
-        <w:rPr>
-          <w:rFonts w:hint="eastAsia"/>
-        </w:rPr>
-        <w:t xml:space="preserve">和</w:t>
-      </w:r>
-      <w:r>
-        <w:t xml:space="preserve"> OpenAI Codex </w:t>
-      </w:r>
-      <w:r>
-        <w:rPr>
-          <w:rFonts w:hint="eastAsia"/>
-        </w:rPr>
-        <w:t xml:space="preserve">等为代表的</w:t>
-      </w:r>
-      <w:r>
-        <w:t xml:space="preserve"> AI </w:t>
-      </w:r>
-      <w:r>
-        <w:rPr>
-          <w:rFonts w:hint="eastAsia"/>
-        </w:rPr>
-        <w:t xml:space="preserve">协作工具，可以在代码协作、调试辅助和结果表达等方面提高效率；但研究问题判断、模型假设设定、结果验证与规范把关，仍需由会诊人员承担。换言之，AI</w:t>
-      </w:r>
-      <w:r>
-        <w:t xml:space="preserve"> </w:t>
-      </w:r>
-      <w:r>
-        <w:rPr>
-          <w:rFonts w:hint="eastAsia"/>
-        </w:rPr>
-        <w:t xml:space="preserve">提供的是效率增益，统计建模提供的是判断能力，可重复研究工作流则保证服务结果能够被追溯、复用和沉淀。</w:t>
+        <w:t xml:space="preserve">在复诊阶段，我建议先进行量表信度、验证性因子分析和模型识别检查，而不是直接进入复杂路径模型；在此基础上，再根据理论假设逐步比较简单中介模型、调节模型和调节中介模型。</w:t>
       </w:r>
     </w:p>
     <w:p>
@@ -3293,30 +3374,17 @@
         <w:rPr>
           <w:rFonts w:hint="eastAsia"/>
         </w:rPr>
-        <w:t xml:space="preserve">通过这一设计，</w:t>
-      </w:r>
-      <w:r>
-        <w:rPr>
-          <w:rFonts w:hint="eastAsia"/>
-        </w:rPr>
-        <w:t xml:space="preserve">“科研数据会诊室”</w:t>
-      </w:r>
-      <w:r>
-        <w:rPr>
-          <w:rFonts w:hint="eastAsia"/>
-        </w:rPr>
-        <w:t xml:space="preserve">逐步形成从开放资源转化、课程训练、个案咨询到知识资产沉淀的服务闭环。由顶刊论文复现形成的课程案例、由科研数据会诊形成的真实问题、由可重复研究工作流形成的代码与模板，又进一步反哺后续培训和服务，推动图书馆学科服务从外围支持走向科研过程内部。</w:t>
+        <w:t xml:space="preserve">在伴走阶段，主要是整理代码、量表检查和图表建议。最终产出不是单一的统计结果，而是一套可追溯的分析流程。会诊过程也推动了我的持续学习，我发现潜变量交互、非正态题项和小样本估计不稳定等问题，贝叶斯结构方程模型才是更合适的解决方案。</w:t>
       </w:r>
     </w:p>
-    <w:bookmarkEnd w:id="31"/>
-    <w:bookmarkEnd w:id="32"/>
-    <w:bookmarkStart w:id="35" w:name="服务成效能力提升科研支持与知识资产沉淀"/>
+    <w:bookmarkEnd w:id="34"/>
+    <w:bookmarkStart w:id="37" w:name="服务成效能力提升科研支持与知识资产沉淀"/>
     <w:p>
       <w:pPr>
         <w:pStyle w:val="1"/>
       </w:pPr>
       <w:r>
-        <w:t xml:space="preserve">4. </w:t>
+        <w:t xml:space="preserve">5. </w:t>
       </w:r>
       <w:r>
         <w:rPr>
@@ -3375,7 +3443,7 @@
       <w:tr>
         <w:tc>
           <w:tcPr/>
-          <w:bookmarkStart w:id="33" w:name="tbl-table03"/>
+          <w:bookmarkStart w:id="35" w:name="tbl-table03"/>
           <w:p>
             <w:pPr>
               <w:jc w:val="center"/>
@@ -4198,7 +4266,7 @@
                       <w:szCs w:val="21"/>
                       <w:color w:val="000000"/>
                     </w:rPr>
-                    <w:t xml:space="preserve">形成课程案例、代码仓库、在线教材</w:t>
+                    <w:t xml:space="preserve">课程案例、代码仓库、在线教材</w:t>
                   </w:r>
                 </w:p>
               </w:tc>
@@ -4258,7 +4326,7 @@
               </w:tc>
             </w:tr>
           </w:tbl>
-          <w:bookmarkEnd w:id="33"/>
+          <w:bookmarkEnd w:id="35"/>
         </w:tc>
       </w:tr>
     </w:tbl>
@@ -4317,7 +4385,7 @@
       <w:tr>
         <w:tc>
           <w:tcPr/>
-          <w:bookmarkStart w:id="34" w:name="tbl-table04"/>
+          <w:bookmarkStart w:id="36" w:name="tbl-table04"/>
           <w:p>
             <w:pPr>
               <w:jc w:val="center"/>
@@ -7230,7 +7298,7 @@
               </w:tc>
             </w:tr>
           </w:tbl>
-          <w:bookmarkEnd w:id="34"/>
+          <w:bookmarkEnd w:id="36"/>
         </w:tc>
       </w:tr>
     </w:tbl>
@@ -7242,7 +7310,7 @@
         <w:rPr>
           <w:rFonts w:hint="eastAsia"/>
         </w:rPr>
-        <w:t xml:space="preserve">再次，形成了一批可复用的知识资产。在服务过程中积累的课程讲义、案例数据、代码模板、模型解释材料和论文方法表达框架，逐渐构成图书馆数据分析服务资源库。这些材料既可以用于后续教学和培训，也可以用于咨询服务和学科服务人员能力培养，从而降低服务对个人经验的过度依赖。</w:t>
+        <w:t xml:space="preserve">再次，形成了一批可复用的知识资产。在服务过程中积累的课程讲义、案例数据、代码模板、模型解释材料和论文方法表达框架，逐渐构成图书馆数据分析服务资源库。这些材料既可以用于后续教学和培训，也可以用于咨询服务和学科服务人员能力培养。</w:t>
       </w:r>
     </w:p>
     <w:p>
@@ -7265,14 +7333,14 @@
         <w:t xml:space="preserve">学”训练营和“科研数据会诊室”为抓手，图书馆将零散的数据分析咨询转化为可识别、可传播、可持续的服务品牌。相比单次讲座，品牌化服务更容易形成读者认知，也更有利于争取学院、科研团队和管理部门的支持。</w:t>
       </w:r>
     </w:p>
-    <w:bookmarkEnd w:id="35"/>
-    <w:bookmarkStart w:id="41" w:name="经验总结高校图书馆学科服务的核心能力重塑"/>
+    <w:bookmarkEnd w:id="37"/>
+    <w:bookmarkStart w:id="43" w:name="经验总结高校图书馆学科服务的核心能力重塑"/>
     <w:p>
       <w:pPr>
         <w:pStyle w:val="1"/>
       </w:pPr>
       <w:r>
-        <w:t xml:space="preserve">5. </w:t>
+        <w:t xml:space="preserve">6. </w:t>
       </w:r>
       <w:r>
         <w:rPr>
@@ -7304,13 +7372,13 @@
         <w:t xml:space="preserve">对图书馆学科服务核心能力的重塑，主要体现在以下五个方面。</w:t>
       </w:r>
     </w:p>
-    <w:bookmarkStart w:id="36" w:name="重塑开放科学资源转译能力"/>
+    <w:bookmarkStart w:id="38" w:name="重塑开放科学资源转译能力"/>
     <w:p>
       <w:pPr>
         <w:pStyle w:val="2"/>
       </w:pPr>
       <w:r>
-        <w:t xml:space="preserve">5.1 </w:t>
+        <w:t xml:space="preserve">6.1 </w:t>
       </w:r>
       <w:r>
         <w:rPr>
@@ -7330,14 +7398,14 @@
         <w:t xml:space="preserve">开放科学为图书馆提供了新的服务入口。过去，图书馆主要帮助读者发现和获取文献；现在，图书馆还可以帮助读者发现、理解和复用开放数据与开放代码。开放科学资源本身并不会自动转化为科研能力，图书馆需要发挥资源组织和教育转化优势，将顶刊论文中的数据、代码和分析流程转化为可教学、可复现、可迁移的本地案例。</w:t>
       </w:r>
     </w:p>
-    <w:bookmarkEnd w:id="36"/>
-    <w:bookmarkStart w:id="37" w:name="重塑科研问题建模能力"/>
+    <w:bookmarkEnd w:id="38"/>
+    <w:bookmarkStart w:id="39" w:name="重塑科研问题建模能力"/>
     <w:p>
       <w:pPr>
         <w:pStyle w:val="2"/>
       </w:pPr>
       <w:r>
-        <w:t xml:space="preserve">5.2 </w:t>
+        <w:t xml:space="preserve">6.2 </w:t>
       </w:r>
       <w:r>
         <w:rPr>
@@ -7357,14 +7425,14 @@
         <w:t xml:space="preserve">科研数据会诊的关键，不在于掌握某一个软件，而在于能够理解研究者的问题，并将其转化为合适的数据结构和模型框架。对于图书馆学科服务人员而言，未来需要具备一定的数据素养、统计建模素养和跨学科沟通能力，能够在研究问题、数据类型、模型假设和论文表达之间建立联系。</w:t>
       </w:r>
     </w:p>
-    <w:bookmarkEnd w:id="37"/>
-    <w:bookmarkStart w:id="38" w:name="重塑可重复研究组织能力"/>
+    <w:bookmarkEnd w:id="39"/>
+    <w:bookmarkStart w:id="40" w:name="重塑可重复研究组织能力"/>
     <w:p>
       <w:pPr>
         <w:pStyle w:val="2"/>
       </w:pPr>
       <w:r>
-        <w:t xml:space="preserve">5.3 </w:t>
+        <w:t xml:space="preserve">6.3 </w:t>
       </w:r>
       <w:r>
         <w:rPr>
@@ -7396,14 +7464,14 @@
         <w:t xml:space="preserve">如果能够将每一次咨询沉淀为可复用模板，就能从个案服务走向知识资产建设。</w:t>
       </w:r>
     </w:p>
-    <w:bookmarkEnd w:id="38"/>
-    <w:bookmarkStart w:id="39" w:name="重塑跨学科协同能力"/>
+    <w:bookmarkEnd w:id="40"/>
+    <w:bookmarkStart w:id="41" w:name="重塑跨学科协同能力"/>
     <w:p>
       <w:pPr>
         <w:pStyle w:val="2"/>
       </w:pPr>
       <w:r>
-        <w:t xml:space="preserve">5.4 </w:t>
+        <w:t xml:space="preserve">6.4 </w:t>
       </w:r>
       <w:r>
         <w:rPr>
@@ -7423,14 +7491,14 @@
         <w:t xml:space="preserve">高校科研问题高度多样，单一学科背景很难覆盖所有需求。图书馆学科服务人员虽然未必成为每个学科的专家，但可以成为研究者、数据、模型和工具之间的连接者。通过“问题转译”，图书馆能够在不同学科之间搭建沟通桥梁，帮助研究者把模糊问题转化为可分析问题，把经验判断转化为模型表达。</w:t>
       </w:r>
     </w:p>
-    <w:bookmarkEnd w:id="39"/>
-    <w:bookmarkStart w:id="40" w:name="重塑服务产品化能力"/>
+    <w:bookmarkEnd w:id="41"/>
+    <w:bookmarkStart w:id="42" w:name="重塑服务产品化能力"/>
     <w:p>
       <w:pPr>
         <w:pStyle w:val="2"/>
       </w:pPr>
       <w:r>
-        <w:t xml:space="preserve">5.5 </w:t>
+        <w:t xml:space="preserve">6.5 </w:t>
       </w:r>
       <w:r>
         <w:rPr>
@@ -7482,15 +7550,15 @@
         <w:t xml:space="preserve">协作工具转化为效率支撑，把统计建模能力转化为科研过程协同能力。</w:t>
       </w:r>
     </w:p>
-    <w:bookmarkEnd w:id="40"/>
-    <w:bookmarkEnd w:id="41"/>
-    <w:bookmarkStart w:id="42" w:name="结语"/>
+    <w:bookmarkEnd w:id="42"/>
+    <w:bookmarkEnd w:id="43"/>
+    <w:bookmarkStart w:id="44" w:name="结语"/>
     <w:p>
       <w:pPr>
         <w:pStyle w:val="1"/>
       </w:pPr>
       <w:r>
-        <w:t xml:space="preserve">6. </w:t>
+        <w:t xml:space="preserve">7. </w:t>
       </w:r>
       <w:r>
         <w:rPr>
@@ -7567,8 +7635,8 @@
         <w:br w:type="page"/>
       </w:r>
     </w:p>
-    <w:bookmarkEnd w:id="42"/>
-    <w:bookmarkStart w:id="44" w:name="支撑材料"/>
+    <w:bookmarkEnd w:id="44"/>
+    <w:bookmarkStart w:id="46" w:name="支撑材料"/>
     <w:p>
       <w:pPr>
         <w:pStyle w:val="1"/>
@@ -7593,7 +7661,7 @@
       <w:tr>
         <w:tc>
           <w:tcPr/>
-          <w:bookmarkStart w:id="43" w:name="tbl-app"/>
+          <w:bookmarkStart w:id="45" w:name="tbl-app"/>
           <w:p>
             <w:pPr>
               <w:jc w:val="center"/>
@@ -8634,11 +8702,11 @@
               </w:tc>
             </w:tr>
           </w:tbl>
-          <w:bookmarkEnd w:id="43"/>
+          <w:bookmarkEnd w:id="45"/>
         </w:tc>
       </w:tr>
     </w:tbl>
-    <w:bookmarkEnd w:id="44"/>
+    <w:bookmarkEnd w:id="46"/>
     <w:sectPr>
       <w:footerReference r:id="rId9" w:type="default"/>
       <w:pgSz w:h="15840" w:w="12240"/>

--- a/manuscript.docx
+++ b/manuscript.docx
@@ -84,7 +84,7 @@
         <w:rPr>
           <w:rFonts w:hint="eastAsia"/>
         </w:rPr>
-        <w:t xml:space="preserve">在开放科学、人工智能与数据密集型科研快速发展的背景下，高校科研人员对图书馆学科服务的需求，正在从文献获取和资源利用，进一步延伸到数据组织、统计建模、结果解释与可重复研究支持。本文以四川师范大学图书馆“科研数据会诊室”为案例，探讨高校图书馆如何将开放科学资源、AI</w:t>
+        <w:t xml:space="preserve">在开放科学、人工智能与数据密集型科研快速发展的背景下，高校科研人员对图书馆学科服务的需求，正在从文献获取和资源利用，延伸到数据组织、统计建模、结果解释与可重复研究支持。本文以四川师范大学图书馆“科研数据会诊室”为案例，探讨高校图书馆如何将开放科学资源、AI</w:t>
       </w:r>
       <w:r>
         <w:t xml:space="preserve"> </w:t>
@@ -93,7 +93,7 @@
         <w:rPr>
           <w:rFonts w:hint="eastAsia"/>
         </w:rPr>
-        <w:t xml:space="preserve">协作工具与统计建模能力转化为面向真实科研问题的知识服务能力。案例实践表明，以开放科学提供资源、以人工智能提升效率、以统计建模形成核心能力，并通过“顶刊论文复现”和“科研数据会诊”两翼并进、可重复研究工作流贯穿其中的服务模式，能够推动图书馆学科服务从资源保障走向方法支持、过程协同与知识资产沉淀。该案例说明，在</w:t>
+        <w:t xml:space="preserve">协作工具与统计建模能力转化为面向真实科研问题的知识服务能力。案例实践表明，通过“顶刊论文复现”和“科研数据会诊”两翼并进、可重复研究工作流贯穿其中的服务模式，能够推动图书馆学科服务从资源保障走向方法支持、过程协同与知识资产沉淀。该案例说明，在</w:t>
       </w:r>
       <w:r>
         <w:t xml:space="preserve"> AI for Science </w:t>
@@ -511,7 +511,7 @@
         <w:rPr>
           <w:rFonts w:hint="eastAsia"/>
         </w:rPr>
-        <w:t xml:space="preserve">是具体服务形式：一翼是面向广大师生的“顶刊论文复现”，通过开放数据、公开代码和顶刊案例开展课程化训练，承担公益型能力建设功能；一翼是面向真实课题的“科研数据会诊”，嵌入科研过程，承担问题诊断、模型建议、项目伴走功能；</w:t>
+        <w:t xml:space="preserve">是具体服务形式：一翼是面向广大师生的“顶刊论文复现”，承担公益型能力建设功能；一翼是面向真实课题的“科研数据会诊”，承担问题诊断、模型建议、项目伴走功能；</w:t>
       </w:r>
       <w:r>
         <w:rPr>
@@ -1884,7 +1884,7 @@
         <w:rPr>
           <w:rFonts w:hint="eastAsia"/>
         </w:rPr>
-        <w:t xml:space="preserve">与课程化训练相比，科研数据会诊更加注重个性化和场景化。教师、研究生或科研团队可以带着自己的数据、选题、假设或分析困惑进入会诊流程。会诊室首先帮助其澄清研究问题，再进一步判断数据类型、变量结构、样本规模、研究设计和可能适用的模型路径。</w:t>
+        <w:t xml:space="preserve">与课程化训练相比，科研数据会诊更加注重个性化和场景化。师生可以带着自己的数据、选题、假设或分析困惑进入会诊流程。会诊室首先帮助其澄清研究问题，再进一步判断数据类型、变量结构、样本规模、研究设计和可能适用的模型路径。</w:t>
       </w:r>
     </w:p>
     <w:p>
@@ -3374,7 +3374,7 @@
         <w:rPr>
           <w:rFonts w:hint="eastAsia"/>
         </w:rPr>
-        <w:t xml:space="preserve">在伴走阶段，主要是整理代码、量表检查和图表建议。最终产出不是单一的统计结果，而是一套可追溯的分析流程。会诊过程也推动了我的持续学习，我发现潜变量交互、非正态题项和小样本估计不稳定等问题，贝叶斯结构方程模型才是更合适的解决方案。</w:t>
+        <w:t xml:space="preserve">在伴走阶段，主要是整理代码、量表检查和图表建议。最终产出不是单一的统计结果，而是一套可追溯的分析流程。会诊过程也推动了我的持续学习，比如，我发现潜变量交互、非正态题项和小样本估计不稳定等问题，贝叶斯才是更合适的解决方案。</w:t>
       </w:r>
     </w:p>
     <w:bookmarkEnd w:id="34"/>

--- a/manuscript.docx
+++ b/manuscript.docx
@@ -3374,7 +3374,7 @@
         <w:rPr>
           <w:rFonts w:hint="eastAsia"/>
         </w:rPr>
-        <w:t xml:space="preserve">在伴走阶段，主要是整理代码、量表检查和图表建议。最终产出不是单一的统计结果，而是一套可追溯的分析流程。会诊过程也推动了我的持续学习，比如，我发现潜变量交互、非正态题项和小样本估计不稳定等问题，贝叶斯才是更合适的解决方案。</w:t>
+        <w:t xml:space="preserve">在伴走阶段，主要是整理代码、量表检查和图表建议。最终产出不是单一的统计结果，而是一套可追溯、可复用的分析流程。更重要的是，会诊过程也推动了我自身的学习和提升。面对潜变量交互、非正态题项和小样本估计不稳定等问题，我逐渐意识到，传统频率学方法难以充分回应当前研究中的不确定性与复杂性。相比之下，贝叶斯模型能够通过先验信息、后验分布和完整的不确定性表达，为这类复杂研究问题提供更稳健、更透明的建模路径。</w:t>
       </w:r>
     </w:p>
     <w:bookmarkEnd w:id="34"/>

--- a/manuscript.docx
+++ b/manuscript.docx
@@ -3352,7 +3352,7 @@
         <w:rPr>
           <w:rFonts w:hint="eastAsia"/>
         </w:rPr>
-        <w:t xml:space="preserve">在初诊阶段，我首先帮助研究者梳理理论框架和变量关系，将原本较为笼统的表述拆分为三个问题：第一，量表题项能否支持潜变量测量；第二，核心自变量、因变量、中介变量和调节变量之间的路径关系是否具有理论依据；第三，样本量和题项质量是否足以支撑较复杂的结构方程模型。</w:t>
+        <w:t xml:space="preserve">初诊阶段：问题拆解。首先帮助研究者梳理理论框架和变量关系，将原本较为笼统的表述拆分为三个层次：第一，量表题项能否支持潜变量测量；第二，核心自变量、因变量、中介变量和调节变量之间的路径关系是否具有理论依据；第三，样本量和题项质量是否足以支撑较复杂的结构方程模型。</w:t>
       </w:r>
     </w:p>
     <w:p>
@@ -3363,7 +3363,7 @@
         <w:rPr>
           <w:rFonts w:hint="eastAsia"/>
         </w:rPr>
-        <w:t xml:space="preserve">在复诊阶段，我建议先进行量表信度、验证性因子分析和模型识别检查，而不是直接进入复杂路径模型；在此基础上，再根据理论假设逐步比较简单中介模型、调节模型和调节中介模型。</w:t>
+        <w:t xml:space="preserve">复诊阶段：逐步建模。建议先进行量表信度、验证性因子分析和模型识别检查，而不是直接进入复杂路径模型；在此基础上，再根据理论假设逐步比较简单中介模型、调节模型和调节中介模型。</w:t>
       </w:r>
     </w:p>
     <w:p>
@@ -3374,7 +3374,7 @@
         <w:rPr>
           <w:rFonts w:hint="eastAsia"/>
         </w:rPr>
-        <w:t xml:space="preserve">在伴走阶段，主要是整理代码、量表检查和图表建议。最终产出不是单一的统计结果，而是一套可追溯、可复用的分析流程。更重要的是，会诊过程也推动了我自身的学习和提升。面对潜变量交互、非正态题项和小样本估计不稳定等问题，我逐渐意识到，传统频率学方法难以充分回应当前研究中的不确定性与复杂性。相比之下，贝叶斯模型能够通过先验信息、后验分布和完整的不确定性表达，为这类复杂研究问题提供更稳健、更透明的建模路径。</w:t>
+        <w:t xml:space="preserve">伴走阶段：可重复性。主要是整理代码、量表检查和图表建议，最终产出不是单一的统计结果，而是一套可追溯、可复用的分析流程。更重要的是，会诊过程也反向推动我自身的学习和提升。面对潜变量交互、非正态题项和小样本估计不稳定等问题，我逐渐意识到，传统频率学方法难以回应当前研究中的不确定性与复杂性。相比之下，贝叶斯模型能够通过先验信息、后验分布和完整的不确定性表达，为这类复杂研究问题提供更稳健、更透明的建模路径。</w:t>
       </w:r>
     </w:p>
     <w:bookmarkEnd w:id="34"/>

--- a/manuscript.docx
+++ b/manuscript.docx
@@ -8589,6 +8589,173 @@
                       <w:color w:val="000000"/>
                     </w:rPr>
                     <w:t xml:space="preserve">材料 5</w:t>
+                  </w:r>
+                </w:p>
+              </w:tc>
+              <w:tc>
+                <w:tcPr>
+                  <w:tcBorders>
+                    <w:bottom w:val="single" w:sz="6" w:space="0" w:color="666666"/>
+                    <w:top w:val="single" w:sz="6" w:space="0" w:color="666666"/>
+                    <w:left w:val="single" w:sz="6" w:space="0" w:color="666666"/>
+                    <w:right w:val="single" w:sz="6" w:space="0" w:color="666666"/>
+                  </w:tcBorders>
+                  <w:shd w:val="clear" w:color="auto" w:fill="FFFFFF"/>
+                  <w:tcMar>
+                    <w:top w:w="0" w:type="dxa"/>
+                    <w:bottom w:w="0" w:type="dxa"/>
+                    <w:left w:w="0" w:type="dxa"/>
+                    <w:right w:w="0" w:type="dxa"/>
+                  </w:tcMar>
+                  <w:vAlign w:val="center"/>
+                </w:tcPr>
+                <w:p>
+                  <w:pPr>
+                    <w:jc w:val="left"/>
+                    <w:pBdr>
+                      <w:bottom w:val="none" w:sz="0" w:space="0" w:color="000000"/>
+                      <w:top w:val="none" w:sz="0" w:space="0" w:color="000000"/>
+                      <w:left w:val="none" w:sz="0" w:space="0" w:color="000000"/>
+                      <w:right w:val="none" w:sz="0" w:space="0" w:color="000000"/>
+                    </w:pBdr>
+                    <w:spacing w:after="100" w:before="100" w:line="240"/>
+                    <w:ind w:left="100" w:right="100" w:firstLine="0" w:firstLineChars="0"/>
+                    <w:rPr>
+                      <w:rFonts w:ascii="宋体" w:hAnsi="Arial" w:eastAsia="Arial" w:cs="Arial"/>
+                      <w:i w:val="false"/>
+                      <w:b w:val="false"/>
+                      <w:u w:val="none"/>
+                      <w:strike w:val="false"/>
+                      <w:sz w:val="21"/>
+                      <w:szCs w:val="21"/>
+                      <w:color w:val="000000"/>
+                    </w:rPr>
+                  </w:pPr>
+                  <w:r xmlns:w="http://schemas.openxmlformats.org/wordprocessingml/2006/main" xmlns:wp="http://schemas.openxmlformats.org/drawingml/2006/wordprocessingDrawing" xmlns:r="http://schemas.openxmlformats.org/officeDocument/2006/relationships" xmlns:w14="http://schemas.microsoft.com/office/word/2010/wordml">
+                    <w:rPr>
+                      <w:rFonts w:ascii="宋体" w:hAnsi="Arial" w:eastAsia="Arial" w:cs="Arial"/>
+                      <w:i w:val="false"/>
+                      <w:b w:val="false"/>
+                      <w:u w:val="none"/>
+                      <w:strike w:val="false"/>
+                      <w:sz w:val="21"/>
+                      <w:szCs w:val="21"/>
+                      <w:color w:val="000000"/>
+                    </w:rPr>
+                    <w:t xml:space="preserve">典型会诊案例（方法论部分）</w:t>
+                  </w:r>
+                </w:p>
+              </w:tc>
+              <w:tc>
+                <w:tcPr>
+                  <w:tcBorders>
+                    <w:bottom w:val="single" w:sz="6" w:space="0" w:color="666666"/>
+                    <w:top w:val="single" w:sz="6" w:space="0" w:color="666666"/>
+                    <w:left w:val="single" w:sz="6" w:space="0" w:color="666666"/>
+                    <w:right w:val="single" w:sz="6" w:space="0" w:color="666666"/>
+                  </w:tcBorders>
+                  <w:shd w:val="clear" w:color="auto" w:fill="FFFFFF"/>
+                  <w:tcMar>
+                    <w:top w:w="0" w:type="dxa"/>
+                    <w:bottom w:w="0" w:type="dxa"/>
+                    <w:left w:w="0" w:type="dxa"/>
+                    <w:right w:w="0" w:type="dxa"/>
+                  </w:tcMar>
+                  <w:vAlign w:val="center"/>
+                </w:tcPr>
+                <w:p>
+                  <w:pPr>
+                    <w:jc w:val="left"/>
+                    <w:pBdr>
+                      <w:bottom w:val="none" w:sz="0" w:space="0" w:color="000000"/>
+                      <w:top w:val="none" w:sz="0" w:space="0" w:color="000000"/>
+                      <w:left w:val="none" w:sz="0" w:space="0" w:color="000000"/>
+                      <w:right w:val="none" w:sz="0" w:space="0" w:color="000000"/>
+                    </w:pBdr>
+                    <w:spacing w:after="100" w:before="100" w:line="240"/>
+                    <w:ind w:left="100" w:right="100" w:firstLine="0" w:firstLineChars="0"/>
+                    <w:rPr>
+                      <w:rFonts w:ascii="宋体" w:hAnsi="Arial" w:eastAsia="Arial" w:cs="Arial"/>
+                      <w:i w:val="false"/>
+                      <w:b w:val="false"/>
+                      <w:u w:val="none"/>
+                      <w:strike w:val="false"/>
+                      <w:sz w:val="21"/>
+                      <w:szCs w:val="21"/>
+                      <w:color w:val="000000"/>
+                    </w:rPr>
+                  </w:pPr>
+                  <w:r xmlns:w="http://schemas.openxmlformats.org/wordprocessingml/2006/main" xmlns:wp="http://schemas.openxmlformats.org/drawingml/2006/wordprocessingDrawing" xmlns:r="http://schemas.openxmlformats.org/officeDocument/2006/relationships" xmlns:w14="http://schemas.microsoft.com/office/word/2010/wordml">
+                    <w:rPr>
+                      <w:rFonts w:ascii="宋体" w:hAnsi="Arial" w:eastAsia="Arial" w:cs="Arial"/>
+                      <w:i w:val="false"/>
+                      <w:b w:val="false"/>
+                      <w:u w:val="none"/>
+                      <w:strike w:val="false"/>
+                      <w:sz w:val="21"/>
+                      <w:szCs w:val="21"/>
+                      <w:color w:val="000000"/>
+                    </w:rPr>
+                    <w:t xml:space="preserve">https://github.com/perlatex/research-data-clinic/case</w:t>
+                  </w:r>
+                </w:p>
+              </w:tc>
+            </w:tr>
+            <w:tr>
+              <w:trPr>
+                <w:trHeight w:val="360" w:hRule="auto"/>
+              </w:trPr>
+              <w:tc>
+                <w:tcPr>
+                  <w:tcBorders>
+                    <w:bottom w:val="single" w:sz="6" w:space="0" w:color="666666"/>
+                    <w:top w:val="single" w:sz="6" w:space="0" w:color="666666"/>
+                    <w:left w:val="single" w:sz="6" w:space="0" w:color="666666"/>
+                    <w:right w:val="single" w:sz="6" w:space="0" w:color="666666"/>
+                  </w:tcBorders>
+                  <w:shd w:val="clear" w:color="auto" w:fill="FFFFFF"/>
+                  <w:tcMar>
+                    <w:top w:w="0" w:type="dxa"/>
+                    <w:bottom w:w="0" w:type="dxa"/>
+                    <w:left w:w="0" w:type="dxa"/>
+                    <w:right w:w="0" w:type="dxa"/>
+                  </w:tcMar>
+                  <w:vAlign w:val="center"/>
+                </w:tcPr>
+                <w:p>
+                  <w:pPr>
+                    <w:jc w:val="center"/>
+                    <w:pBdr>
+                      <w:bottom w:val="none" w:sz="0" w:space="0" w:color="000000"/>
+                      <w:top w:val="none" w:sz="0" w:space="0" w:color="000000"/>
+                      <w:left w:val="none" w:sz="0" w:space="0" w:color="000000"/>
+                      <w:right w:val="none" w:sz="0" w:space="0" w:color="000000"/>
+                    </w:pBdr>
+                    <w:spacing w:after="100" w:before="100" w:line="240"/>
+                    <w:ind w:left="100" w:right="100" w:firstLine="0" w:firstLineChars="0"/>
+                    <w:rPr>
+                      <w:rFonts w:ascii="宋体" w:hAnsi="Arial" w:eastAsia="Arial" w:cs="Arial"/>
+                      <w:i w:val="false"/>
+                      <w:b w:val="false"/>
+                      <w:u w:val="none"/>
+                      <w:strike w:val="false"/>
+                      <w:sz w:val="21"/>
+                      <w:szCs w:val="21"/>
+                      <w:color w:val="000000"/>
+                    </w:rPr>
+                  </w:pPr>
+                  <w:r xmlns:w="http://schemas.openxmlformats.org/wordprocessingml/2006/main" xmlns:wp="http://schemas.openxmlformats.org/drawingml/2006/wordprocessingDrawing" xmlns:r="http://schemas.openxmlformats.org/officeDocument/2006/relationships" xmlns:w14="http://schemas.microsoft.com/office/word/2010/wordml">
+                    <w:rPr>
+                      <w:rFonts w:ascii="宋体" w:hAnsi="Arial" w:eastAsia="Arial" w:cs="Arial"/>
+                      <w:i w:val="false"/>
+                      <w:b w:val="false"/>
+                      <w:u w:val="none"/>
+                      <w:strike w:val="false"/>
+                      <w:sz w:val="21"/>
+                      <w:szCs w:val="21"/>
+                      <w:color w:val="000000"/>
+                    </w:rPr>
+                    <w:t xml:space="preserve">材料 6</w:t>
                   </w:r>
                 </w:p>
               </w:tc>

--- a/manuscript.docx
+++ b/manuscript.docx
@@ -7694,9 +7694,9 @@
               <w:tblLook w:firstRow="1" w:lastRow="0" w:firstColumn="0" w:lastColumn="0" w:noHBand="0" w:noVBand="1"/>
             </w:tblPr>
             <w:tblGrid>
-              <w:gridCol w:w="864"/>
-              <w:gridCol w:w="2592"/>
-              <w:gridCol w:w="5184"/>
+              <w:gridCol w:w="1152"/>
+              <w:gridCol w:w="2880"/>
+              <w:gridCol w:w="4608"/>
             </w:tblGrid>
             <w:tr>
               <w:trPr>
@@ -7872,6 +7872,7 @@
               </w:trPr>
               <w:tc>
                 <w:tcPr>
+                  <w:vMerge w:val="restart"/>
                   <w:tcBorders>
                     <w:bottom w:val="single" w:sz="6" w:space="0" w:color="666666"/>
                     <w:top w:val="single" w:sz="6" w:space="0" w:color="666666"/>
@@ -7920,7 +7921,7 @@
                       <w:szCs w:val="21"/>
                       <w:color w:val="000000"/>
                     </w:rPr>
-                    <w:t xml:space="preserve">材料 1</w:t>
+                    <w:t xml:space="preserve">开展情况</w:t>
                   </w:r>
                 </w:p>
               </w:tc>
@@ -7974,7 +7975,7 @@
                       <w:szCs w:val="21"/>
                       <w:color w:val="000000"/>
                     </w:rPr>
-                    <w:t xml:space="preserve">开放课程与 GitHub 代码仓库</w:t>
+                    <w:t xml:space="preserve">四川师范大学图书馆主页《顶刊论文复现》培训报道</w:t>
                   </w:r>
                 </w:p>
               </w:tc>
@@ -8028,7 +8029,7 @@
                       <w:szCs w:val="21"/>
                       <w:color w:val="000000"/>
                     </w:rPr>
-                    <w:t xml:space="preserve">https://github.com/perlatex</w:t>
+                    <w:t xml:space="preserve">https://lib.sicnu.edu.cn/navigation/web_list1?c_id=493300E5-21C4-B5D5-F156-CCB9BF2C7D2B&amp;cataID=1yoI6LsHraDItEc&amp;vp=1-d14c-a2fe-navigation-79db-10ad</w:t>
                   </w:r>
                 </w:p>
               </w:tc>
@@ -8039,6 +8040,7 @@
               </w:trPr>
               <w:tc>
                 <w:tcPr>
+                  <w:vMerge/>
                   <w:tcBorders>
                     <w:bottom w:val="single" w:sz="6" w:space="0" w:color="666666"/>
                     <w:top w:val="single" w:sz="6" w:space="0" w:color="666666"/>
@@ -8076,19 +8078,6 @@
                       <w:color w:val="000000"/>
                     </w:rPr>
                   </w:pPr>
-                  <w:r xmlns:w="http://schemas.openxmlformats.org/wordprocessingml/2006/main" xmlns:wp="http://schemas.openxmlformats.org/drawingml/2006/wordprocessingDrawing" xmlns:r="http://schemas.openxmlformats.org/officeDocument/2006/relationships" xmlns:w14="http://schemas.microsoft.com/office/word/2010/wordml">
-                    <w:rPr>
-                      <w:rFonts w:ascii="宋体" w:hAnsi="Arial" w:eastAsia="Arial" w:cs="Arial"/>
-                      <w:i w:val="false"/>
-                      <w:b w:val="false"/>
-                      <w:u w:val="none"/>
-                      <w:strike w:val="false"/>
-                      <w:sz w:val="21"/>
-                      <w:szCs w:val="21"/>
-                      <w:color w:val="000000"/>
-                    </w:rPr>
-                    <w:t xml:space="preserve">材料 2</w:t>
-                  </w:r>
                 </w:p>
               </w:tc>
               <w:tc>
@@ -8141,7 +8130,7 @@
                       <w:szCs w:val="21"/>
                       <w:color w:val="000000"/>
                     </w:rPr>
-                    <w:t xml:space="preserve">自编在线教材</w:t>
+                    <w:t xml:space="preserve">四川师范大学图书馆主页《科研数据会诊》相关栏目</w:t>
                   </w:r>
                 </w:p>
               </w:tc>
@@ -8195,7 +8184,7 @@
                       <w:szCs w:val="21"/>
                       <w:color w:val="000000"/>
                     </w:rPr>
-                    <w:t xml:space="preserve">https://bookdown.org/wangminjie/R4DS/</w:t>
+                    <w:t xml:space="preserve">https://lib.sicnu.edu.cn/navigation/web_detailspage1?id=BtQdh6QubfTBXHFL&amp;c_id=493300E5-21C4-B5D5-F156-CCB9BF2C7D2B&amp;cataID=PRXD6QubdnCfhZi</w:t>
                   </w:r>
                 </w:p>
               </w:tc>
@@ -8206,6 +8195,7 @@
               </w:trPr>
               <w:tc>
                 <w:tcPr>
+                  <w:vMerge w:val="restart"/>
                   <w:tcBorders>
                     <w:bottom w:val="single" w:sz="6" w:space="0" w:color="666666"/>
                     <w:top w:val="single" w:sz="6" w:space="0" w:color="666666"/>
@@ -8254,7 +8244,7 @@
                       <w:szCs w:val="21"/>
                       <w:color w:val="000000"/>
                     </w:rPr>
-                    <w:t xml:space="preserve">材料 3</w:t>
+                    <w:t xml:space="preserve">知识沉淀</w:t>
                   </w:r>
                 </w:p>
               </w:tc>
@@ -8308,7 +8298,7 @@
                       <w:szCs w:val="21"/>
                       <w:color w:val="000000"/>
                     </w:rPr>
-                    <w:t xml:space="preserve">四川师范大学图书馆主页《顶刊论文复现》培训报道</w:t>
+                    <w:t xml:space="preserve">开放课程与 GitHub 代码仓库</w:t>
                   </w:r>
                 </w:p>
               </w:tc>
@@ -8362,7 +8352,7 @@
                       <w:szCs w:val="21"/>
                       <w:color w:val="000000"/>
                     </w:rPr>
-                    <w:t xml:space="preserve">https://lib.sicnu.edu.cn/navigation/web_list1?c_id=493300E5-21C4-B5D5-F156-CCB9BF2C7D2B&amp;cataID=1yoI6LsHraDItEc&amp;vp=1-d14c-a2fe-navigation-79db-10ad</w:t>
+                    <w:t xml:space="preserve">https://github.com/perlatex</w:t>
                   </w:r>
                 </w:p>
               </w:tc>
@@ -8373,6 +8363,7 @@
               </w:trPr>
               <w:tc>
                 <w:tcPr>
+                  <w:vMerge/>
                   <w:tcBorders>
                     <w:bottom w:val="single" w:sz="6" w:space="0" w:color="666666"/>
                     <w:top w:val="single" w:sz="6" w:space="0" w:color="666666"/>
@@ -8410,19 +8401,6 @@
                       <w:color w:val="000000"/>
                     </w:rPr>
                   </w:pPr>
-                  <w:r xmlns:w="http://schemas.openxmlformats.org/wordprocessingml/2006/main" xmlns:wp="http://schemas.openxmlformats.org/drawingml/2006/wordprocessingDrawing" xmlns:r="http://schemas.openxmlformats.org/officeDocument/2006/relationships" xmlns:w14="http://schemas.microsoft.com/office/word/2010/wordml">
-                    <w:rPr>
-                      <w:rFonts w:ascii="宋体" w:hAnsi="Arial" w:eastAsia="Arial" w:cs="Arial"/>
-                      <w:i w:val="false"/>
-                      <w:b w:val="false"/>
-                      <w:u w:val="none"/>
-                      <w:strike w:val="false"/>
-                      <w:sz w:val="21"/>
-                      <w:szCs w:val="21"/>
-                      <w:color w:val="000000"/>
-                    </w:rPr>
-                    <w:t xml:space="preserve">材料 4</w:t>
-                  </w:r>
                 </w:p>
               </w:tc>
               <w:tc>
@@ -8475,7 +8453,7 @@
                       <w:szCs w:val="21"/>
                       <w:color w:val="000000"/>
                     </w:rPr>
-                    <w:t xml:space="preserve">四川师范大学图书馆主页《科研数据会诊》相关栏目</w:t>
+                    <w:t xml:space="preserve">自编在线教材</w:t>
                   </w:r>
                 </w:p>
               </w:tc>
@@ -8529,7 +8507,7 @@
                       <w:szCs w:val="21"/>
                       <w:color w:val="000000"/>
                     </w:rPr>
-                    <w:t xml:space="preserve">https://lib.sicnu.edu.cn/navigation/web_detailspage1?id=BtQdh6QubfTBXHFL&amp;c_id=493300E5-21C4-B5D5-F156-CCB9BF2C7D2B&amp;cataID=PRXD6QubdnCfhZi</w:t>
+                    <w:t xml:space="preserve">https://bookdown.org/wangminjie/R4DS/</w:t>
                   </w:r>
                 </w:p>
               </w:tc>
@@ -8540,6 +8518,7 @@
               </w:trPr>
               <w:tc>
                 <w:tcPr>
+                  <w:vMerge/>
                   <w:tcBorders>
                     <w:bottom w:val="single" w:sz="6" w:space="0" w:color="666666"/>
                     <w:top w:val="single" w:sz="6" w:space="0" w:color="666666"/>
@@ -8577,19 +8556,6 @@
                       <w:color w:val="000000"/>
                     </w:rPr>
                   </w:pPr>
-                  <w:r xmlns:w="http://schemas.openxmlformats.org/wordprocessingml/2006/main" xmlns:wp="http://schemas.openxmlformats.org/drawingml/2006/wordprocessingDrawing" xmlns:r="http://schemas.openxmlformats.org/officeDocument/2006/relationships" xmlns:w14="http://schemas.microsoft.com/office/word/2010/wordml">
-                    <w:rPr>
-                      <w:rFonts w:ascii="宋体" w:hAnsi="Arial" w:eastAsia="Arial" w:cs="Arial"/>
-                      <w:i w:val="false"/>
-                      <w:b w:val="false"/>
-                      <w:u w:val="none"/>
-                      <w:strike w:val="false"/>
-                      <w:sz w:val="21"/>
-                      <w:szCs w:val="21"/>
-                      <w:color w:val="000000"/>
-                    </w:rPr>
-                    <w:t xml:space="preserve">材料 5</w:t>
-                  </w:r>
                 </w:p>
               </w:tc>
               <w:tc>
@@ -8755,7 +8721,7 @@
                       <w:szCs w:val="21"/>
                       <w:color w:val="000000"/>
                     </w:rPr>
-                    <w:t xml:space="preserve">材料 6</w:t>
+                    <w:t xml:space="preserve">本稿件</w:t>
                   </w:r>
                 </w:p>
               </w:tc>

--- a/manuscript.docx
+++ b/manuscript.docx
@@ -7753,7 +7753,7 @@
                       <w:szCs w:val="21"/>
                       <w:color w:val="000000"/>
                     </w:rPr>
-                    <w:t xml:space="preserve">序号</w:t>
+                    <w:t xml:space="preserve">类别</w:t>
                   </w:r>
                 </w:p>
               </w:tc>
